--- a/Project Charter.docx
+++ b/Project Charter.docx
@@ -46,7 +46,7 @@
                         </a:ln>
                         <a:extLst>
                           <a:ext uri="{C572A759-6A51-4108-AA02-DFA0A04FC94B}">
-                            <ma14:wrappingTextBoxFlag xmlns:ma14="http://schemas.microsoft.com/office/mac/drawingml/2011/main" xmlns:o="urn:schemas-microsoft-com:office:office" xmlns:v="urn:schemas-microsoft-com:vml" xmlns:w10="urn:schemas-microsoft-com:office:word" xmlns:w="http://schemas.openxmlformats.org/wordprocessingml/2006/main" xmlns:p="http://schemas.openxmlformats.org/presentationml/2006/main" xmlns="" xmlns:lc="http://schemas.openxmlformats.org/drawingml/2006/lockedCanvas" val="1"/>
+                            <ma14:wrappingTextBoxFlag xmlns:lc="http://schemas.openxmlformats.org/drawingml/2006/lockedCanvas" xmlns="" xmlns:p="http://schemas.openxmlformats.org/presentationml/2006/main" xmlns:w="http://schemas.openxmlformats.org/wordprocessingml/2006/main" xmlns:w10="urn:schemas-microsoft-com:office:word" xmlns:v="urn:schemas-microsoft-com:vml" xmlns:o="urn:schemas-microsoft-com:office:office" xmlns:ma14="http://schemas.microsoft.com/office/mac/drawingml/2011/main" val="1"/>
                           </a:ext>
                         </a:extLst>
                       </wps:spPr>
@@ -658,32 +658,26 @@
           <w:sz w:val="20"/>
           <w:szCs w:val="16"/>
         </w:rPr>
-        <w:t xml:space="preserve">  </w:t>
-      </w:r>
-      <w:r>
+        <w:t xml:space="preserve"> </w:t>
+      </w:r>
+      <w:r>
+        <w:rPr>
+          <w:color w:val="FFFFFF" w:themeColor="background1"/>
+          <w:sz w:val="18"/>
+          <w:szCs w:val="14"/>
+        </w:rPr>
+        <w:t>UTAD • Sistemas de Informação Avançados (2026/2027) — David Santos, João batista, Pedro Tavares, João Guedes</w:t>
+      </w:r>
+    </w:p>
+    <w:p>
+      <w:pPr>
+        <w:pStyle w:val="Assinatura"/>
         <w:rPr>
           <w:color w:val="FFFFFF" w:themeColor="background1"/>
           <w:sz w:val="20"/>
           <w:szCs w:val="16"/>
         </w:rPr>
-        <w:t xml:space="preserve">UTAD • Sistemas de Informação Avançados (2026/2027) — </w:t>
-      </w:r>
-      <w:r>
-        <w:rPr>
-          <w:color w:val="FFFFFF" w:themeColor="background1"/>
-          <w:sz w:val="20"/>
-          <w:szCs w:val="16"/>
-        </w:rPr>
-        <w:t>D</w:t>
-      </w:r>
-      <w:r>
-        <w:rPr>
-          <w:color w:val="FFFFFF" w:themeColor="background1"/>
-          <w:sz w:val="20"/>
-          <w:szCs w:val="16"/>
-        </w:rPr>
-        <w:t>avid Santos, João batista, Pedro Tavares</w:t>
-      </w:r>
+      </w:pPr>
     </w:p>
     <w:p>
       <w:pPr>
@@ -1837,16 +1831,7 @@
                 <w:sz w:val="20"/>
                 <w:szCs w:val="16"/>
               </w:rPr>
-              <w:t>Análise organizacional e de informaçã</w:t>
-            </w:r>
-            <w:r>
-              <w:rPr>
-                <w:rFonts w:ascii="Times New Roman" w:hAnsi="Times New Roman" w:cs="Times New Roman"/>
-                <w:color w:val="auto"/>
-                <w:sz w:val="20"/>
-                <w:szCs w:val="16"/>
-              </w:rPr>
-              <w:t>o</w:t>
+              <w:t>Análise organizacional e de informação</w:t>
             </w:r>
           </w:p>
           <w:p>
@@ -2137,21 +2122,7 @@
           <w:rFonts w:ascii="Times New Roman" w:hAnsi="Times New Roman" w:cs="Times New Roman"/>
           <w:color w:val="auto"/>
         </w:rPr>
-        <w:t xml:space="preserve"> Quaisquer desvios ao plano ou dificuldades de funcionamento são discutidos e comunicados ao docente </w:t>
-      </w:r>
-      <w:r>
-        <w:rPr>
-          <w:rFonts w:ascii="Times New Roman" w:hAnsi="Times New Roman" w:cs="Times New Roman"/>
-          <w:color w:val="auto"/>
-        </w:rPr>
-        <w:t>quando</w:t>
-      </w:r>
-      <w:r>
-        <w:rPr>
-          <w:rFonts w:ascii="Times New Roman" w:hAnsi="Times New Roman" w:cs="Times New Roman"/>
-          <w:color w:val="auto"/>
-        </w:rPr>
-        <w:t xml:space="preserve"> surgem. </w:t>
+        <w:t xml:space="preserve"> Quaisquer desvios ao plano ou dificuldades de funcionamento são discutidos e comunicados ao docente quando surgem. </w:t>
       </w:r>
     </w:p>
     <w:p>
@@ -2405,18 +2376,7 @@
                 <w:sz w:val="20"/>
                 <w:szCs w:val="16"/>
               </w:rPr>
-              <w:t>Entregáve</w:t>
-            </w:r>
-            <w:r>
-              <w:rPr>
-                <w:rFonts w:ascii="Times New Roman" w:hAnsi="Times New Roman" w:cs="Times New Roman"/>
-                <w:b/>
-                <w:bCs/>
-                <w:color w:val="FFFFFF" w:themeColor="background1"/>
-                <w:sz w:val="20"/>
-                <w:szCs w:val="16"/>
-              </w:rPr>
-              <w:t>l</w:t>
+              <w:t>Entregável</w:t>
             </w:r>
           </w:p>
         </w:tc>
@@ -2472,16 +2432,7 @@
                 <w:sz w:val="20"/>
                 <w:szCs w:val="16"/>
               </w:rPr>
-              <w:t>1: Diagnóstico</w:t>
-            </w:r>
-            <w:r>
-              <w:rPr>
-                <w:rFonts w:ascii="Times New Roman" w:hAnsi="Times New Roman" w:cs="Times New Roman"/>
-                <w:color w:val="auto"/>
-                <w:sz w:val="20"/>
-                <w:szCs w:val="16"/>
-              </w:rPr>
-              <w:t xml:space="preserve"> educativo</w:t>
+              <w:t>1: Diagnóstico educativo</w:t>
             </w:r>
           </w:p>
         </w:tc>
@@ -2667,25 +2618,7 @@
                 <w:sz w:val="20"/>
                 <w:szCs w:val="16"/>
               </w:rPr>
-              <w:t>2</w:t>
-            </w:r>
-            <w:r>
-              <w:rPr>
-                <w:rFonts w:ascii="Times New Roman" w:hAnsi="Times New Roman" w:cs="Times New Roman"/>
-                <w:color w:val="auto"/>
-                <w:sz w:val="20"/>
-                <w:szCs w:val="16"/>
-              </w:rPr>
-              <w:t xml:space="preserve">: </w:t>
-            </w:r>
-            <w:r>
-              <w:rPr>
-                <w:rFonts w:ascii="Times New Roman" w:hAnsi="Times New Roman" w:cs="Times New Roman"/>
-                <w:color w:val="auto"/>
-                <w:sz w:val="20"/>
-                <w:szCs w:val="16"/>
-              </w:rPr>
-              <w:t>Planeamento do SI</w:t>
+              <w:t>2: Planeamento do SI</w:t>
             </w:r>
           </w:p>
         </w:tc>
@@ -2831,16 +2764,7 @@
                 <w:sz w:val="20"/>
                 <w:szCs w:val="16"/>
               </w:rPr>
-              <w:t xml:space="preserve">3: </w:t>
-            </w:r>
-            <w:r>
-              <w:rPr>
-                <w:rFonts w:ascii="Times New Roman" w:hAnsi="Times New Roman" w:cs="Times New Roman"/>
-                <w:color w:val="auto"/>
-                <w:sz w:val="20"/>
-                <w:szCs w:val="16"/>
-              </w:rPr>
-              <w:t>Objetivos, evidências e indicadores</w:t>
+              <w:t>3: Objetivos, evidências e indicadores</w:t>
             </w:r>
           </w:p>
         </w:tc>
@@ -3012,16 +2936,7 @@
                 <w:sz w:val="20"/>
                 <w:szCs w:val="16"/>
               </w:rPr>
-              <w:t xml:space="preserve">4: </w:t>
-            </w:r>
-            <w:r>
-              <w:rPr>
-                <w:rFonts w:ascii="Times New Roman" w:hAnsi="Times New Roman" w:cs="Times New Roman"/>
-                <w:color w:val="auto"/>
-                <w:sz w:val="20"/>
-                <w:szCs w:val="16"/>
-              </w:rPr>
-              <w:t>Requisitos e governação dos dados</w:t>
+              <w:t>4: Requisitos e governação dos dados</w:t>
             </w:r>
           </w:p>
         </w:tc>
@@ -3145,25 +3060,7 @@
                 <w:sz w:val="20"/>
                 <w:szCs w:val="16"/>
               </w:rPr>
-              <w:t>5</w:t>
-            </w:r>
-            <w:r>
-              <w:rPr>
-                <w:rFonts w:ascii="Times New Roman" w:hAnsi="Times New Roman" w:cs="Times New Roman"/>
-                <w:color w:val="auto"/>
-                <w:sz w:val="20"/>
-                <w:szCs w:val="16"/>
-              </w:rPr>
-              <w:t xml:space="preserve">: </w:t>
-            </w:r>
-            <w:r>
-              <w:rPr>
-                <w:rFonts w:ascii="Times New Roman" w:hAnsi="Times New Roman" w:cs="Times New Roman"/>
-                <w:color w:val="auto"/>
-                <w:sz w:val="20"/>
-                <w:szCs w:val="16"/>
-              </w:rPr>
-              <w:t>Conceção pedagógica e tecnológica</w:t>
+              <w:t>5: Conceção pedagógica e tecnológica</w:t>
             </w:r>
           </w:p>
         </w:tc>
@@ -3669,25 +3566,7 @@
                 <w:sz w:val="20"/>
                 <w:szCs w:val="16"/>
               </w:rPr>
-              <w:t>8</w:t>
-            </w:r>
-            <w:r>
-              <w:rPr>
-                <w:rFonts w:ascii="Times New Roman" w:hAnsi="Times New Roman" w:cs="Times New Roman"/>
-                <w:color w:val="auto"/>
-                <w:sz w:val="20"/>
-                <w:szCs w:val="16"/>
-              </w:rPr>
-              <w:t xml:space="preserve">: </w:t>
-            </w:r>
-            <w:r>
-              <w:rPr>
-                <w:rFonts w:ascii="Times New Roman" w:hAnsi="Times New Roman" w:cs="Times New Roman"/>
-                <w:color w:val="auto"/>
-                <w:sz w:val="20"/>
-                <w:szCs w:val="16"/>
-              </w:rPr>
-              <w:t>Avaliação e melhoria</w:t>
+              <w:t>8: Avaliação e melhoria</w:t>
             </w:r>
           </w:p>
         </w:tc>
@@ -5667,6 +5546,7 @@
   <w:style w:type="character" w:default="1" w:styleId="Tipodeletrapredefinidodopargrafo">
     <w:name w:val="Default Paragraph Font"/>
     <w:uiPriority w:val="1"/>
+    <w:semiHidden/>
     <w:unhideWhenUsed/>
   </w:style>
   <w:style w:type="table" w:default="1" w:styleId="Tabelanormal">
@@ -6254,26 +6134,6 @@
 </file>
 
 <file path=customXml/item1.xml><?xml version="1.0" encoding="utf-8"?>
-<p:properties xmlns:p="http://schemas.microsoft.com/office/2006/metadata/properties" xmlns:xsi="http://www.w3.org/2001/XMLSchema-instance" xmlns:pc="http://schemas.microsoft.com/office/infopath/2007/PartnerControls">
-  <documentManagement>
-    <_ip_UnifiedCompliancePolicyUIAction xmlns="http://schemas.microsoft.com/sharepoint/v3" xsi:nil="true"/>
-    <Image xmlns="71af3243-3dd4-4a8d-8c0d-dd76da1f02a5">
-      <Url xsi:nil="true"/>
-      <Description xsi:nil="true"/>
-    </Image>
-    <Status xmlns="71af3243-3dd4-4a8d-8c0d-dd76da1f02a5">Not started</Status>
-    <Background xmlns="71af3243-3dd4-4a8d-8c0d-dd76da1f02a5">false</Background>
-    <_ip_UnifiedCompliancePolicyProperties xmlns="http://schemas.microsoft.com/sharepoint/v3" xsi:nil="true"/>
-    <ImageTagsTaxHTField xmlns="71af3243-3dd4-4a8d-8c0d-dd76da1f02a5">
-      <Terms xmlns="http://schemas.microsoft.com/office/infopath/2007/PartnerControls"/>
-    </ImageTagsTaxHTField>
-    <TaxCatchAll xmlns="230e9df3-be65-4c73-a93b-d1236ebd677e" xsi:nil="true"/>
-    <MediaServiceKeyPoints xmlns="71af3243-3dd4-4a8d-8c0d-dd76da1f02a5" xsi:nil="true"/>
-  </documentManagement>
-</p:properties>
-</file>
-
-<file path=customXml/item2.xml><?xml version="1.0" encoding="utf-8"?>
 <ct:contentTypeSchema xmlns:ct="http://schemas.microsoft.com/office/2006/metadata/contentType" xmlns:ma="http://schemas.microsoft.com/office/2006/metadata/properties/metaAttributes" ct:_="" ma:_="" ma:contentTypeName="Document" ma:contentTypeID="0x01010079F111ED35F8CC479449609E8A0923A6" ma:contentTypeVersion="24" ma:contentTypeDescription="Create a new document." ma:contentTypeScope="" ma:versionID="2d714a3296df14eba7a100bb665443ca">
   <xsd:schema xmlns:xsd="http://www.w3.org/2001/XMLSchema" xmlns:xs="http://www.w3.org/2001/XMLSchema" xmlns:p="http://schemas.microsoft.com/office/2006/metadata/properties" xmlns:ns1="http://schemas.microsoft.com/sharepoint/v3" xmlns:ns2="71af3243-3dd4-4a8d-8c0d-dd76da1f02a5" xmlns:ns3="16c05727-aa75-4e4a-9b5f-8a80a1165891" xmlns:ns4="230e9df3-be65-4c73-a93b-d1236ebd677e" targetNamespace="http://schemas.microsoft.com/office/2006/metadata/properties" ma:root="true" ma:fieldsID="49549bf45bfbbfb6cffed527380e77e1" ns1:_="" ns2:_="" ns3:_="" ns4:_="">
     <xsd:import namespace="http://schemas.microsoft.com/sharepoint/v3"/>
@@ -6561,6 +6421,26 @@
 </ct:contentTypeSchema>
 </file>
 
+<file path=customXml/item2.xml><?xml version="1.0" encoding="utf-8"?>
+<p:properties xmlns:p="http://schemas.microsoft.com/office/2006/metadata/properties" xmlns:xsi="http://www.w3.org/2001/XMLSchema-instance" xmlns:pc="http://schemas.microsoft.com/office/infopath/2007/PartnerControls">
+  <documentManagement>
+    <_ip_UnifiedCompliancePolicyUIAction xmlns="http://schemas.microsoft.com/sharepoint/v3" xsi:nil="true"/>
+    <Image xmlns="71af3243-3dd4-4a8d-8c0d-dd76da1f02a5">
+      <Url xsi:nil="true"/>
+      <Description xsi:nil="true"/>
+    </Image>
+    <Status xmlns="71af3243-3dd4-4a8d-8c0d-dd76da1f02a5">Not started</Status>
+    <Background xmlns="71af3243-3dd4-4a8d-8c0d-dd76da1f02a5">false</Background>
+    <_ip_UnifiedCompliancePolicyProperties xmlns="http://schemas.microsoft.com/sharepoint/v3" xsi:nil="true"/>
+    <ImageTagsTaxHTField xmlns="71af3243-3dd4-4a8d-8c0d-dd76da1f02a5">
+      <Terms xmlns="http://schemas.microsoft.com/office/infopath/2007/PartnerControls"/>
+    </ImageTagsTaxHTField>
+    <TaxCatchAll xmlns="230e9df3-be65-4c73-a93b-d1236ebd677e" xsi:nil="true"/>
+    <MediaServiceKeyPoints xmlns="71af3243-3dd4-4a8d-8c0d-dd76da1f02a5" xsi:nil="true"/>
+  </documentManagement>
+</p:properties>
+</file>
+
 <file path=customXml/item3.xml><?xml version="1.0" encoding="utf-8"?>
 <?mso-contentType ?>
 <FormTemplates xmlns="http://schemas.microsoft.com/sharepoint/v3/contenttype/forms">
@@ -6571,18 +6451,6 @@
 </file>
 
 <file path=customXml/itemProps1.xml><?xml version="1.0" encoding="utf-8"?>
-<ds:datastoreItem xmlns:ds="http://schemas.openxmlformats.org/officeDocument/2006/customXml" ds:itemID="{C3B74C0E-7993-40E1-930F-CF78C434EB62}">
-  <ds:schemaRefs>
-    <ds:schemaRef ds:uri="http://schemas.microsoft.com/office/2006/metadata/properties"/>
-    <ds:schemaRef ds:uri="http://schemas.microsoft.com/office/infopath/2007/PartnerControls"/>
-    <ds:schemaRef ds:uri="http://schemas.microsoft.com/sharepoint/v3"/>
-    <ds:schemaRef ds:uri="71af3243-3dd4-4a8d-8c0d-dd76da1f02a5"/>
-    <ds:schemaRef ds:uri="230e9df3-be65-4c73-a93b-d1236ebd677e"/>
-  </ds:schemaRefs>
-</ds:datastoreItem>
-</file>
-
-<file path=customXml/itemProps2.xml><?xml version="1.0" encoding="utf-8"?>
 <ds:datastoreItem xmlns:ds="http://schemas.openxmlformats.org/officeDocument/2006/customXml" ds:itemID="{F3428B7B-A1F9-4CED-B52D-314C139B24CA}">
   <ds:schemaRefs>
     <ds:schemaRef ds:uri="http://schemas.microsoft.com/office/2006/metadata/contentType"/>
@@ -6603,6 +6471,18 @@
 </ds:datastoreItem>
 </file>
 
+<file path=customXml/itemProps2.xml><?xml version="1.0" encoding="utf-8"?>
+<ds:datastoreItem xmlns:ds="http://schemas.openxmlformats.org/officeDocument/2006/customXml" ds:itemID="{C3B74C0E-7993-40E1-930F-CF78C434EB62}">
+  <ds:schemaRefs>
+    <ds:schemaRef ds:uri="http://schemas.microsoft.com/office/2006/metadata/properties"/>
+    <ds:schemaRef ds:uri="http://schemas.microsoft.com/office/infopath/2007/PartnerControls"/>
+    <ds:schemaRef ds:uri="http://schemas.microsoft.com/sharepoint/v3"/>
+    <ds:schemaRef ds:uri="71af3243-3dd4-4a8d-8c0d-dd76da1f02a5"/>
+    <ds:schemaRef ds:uri="230e9df3-be65-4c73-a93b-d1236ebd677e"/>
+  </ds:schemaRefs>
+</ds:datastoreItem>
+</file>
+
 <file path=customXml/itemProps3.xml><?xml version="1.0" encoding="utf-8"?>
 <ds:datastoreItem xmlns:ds="http://schemas.openxmlformats.org/officeDocument/2006/customXml" ds:itemID="{AE09AE5A-B3B6-44BC-8570-615CB5E05AA8}">
   <ds:schemaRefs>

--- a/Project Charter.docx
+++ b/Project Charter.docx
@@ -46,7 +46,7 @@
                         </a:ln>
                         <a:extLst>
                           <a:ext uri="{C572A759-6A51-4108-AA02-DFA0A04FC94B}">
-                            <ma14:wrappingTextBoxFlag xmlns:lc="http://schemas.openxmlformats.org/drawingml/2006/lockedCanvas" xmlns="" xmlns:p="http://schemas.openxmlformats.org/presentationml/2006/main" xmlns:w="http://schemas.openxmlformats.org/wordprocessingml/2006/main" xmlns:w10="urn:schemas-microsoft-com:office:word" xmlns:v="urn:schemas-microsoft-com:vml" xmlns:o="urn:schemas-microsoft-com:office:office" xmlns:ma14="http://schemas.microsoft.com/office/mac/drawingml/2011/main" val="1"/>
+                            <ma14:wrappingTextBoxFlag xmlns:ma14="http://schemas.microsoft.com/office/mac/drawingml/2011/main" xmlns:o="urn:schemas-microsoft-com:office:office" xmlns:v="urn:schemas-microsoft-com:vml" xmlns:w10="urn:schemas-microsoft-com:office:word" xmlns:w="http://schemas.openxmlformats.org/wordprocessingml/2006/main" xmlns:p="http://schemas.openxmlformats.org/presentationml/2006/main" xmlns="" xmlns:lc="http://schemas.openxmlformats.org/drawingml/2006/lockedCanvas" val="1"/>
                           </a:ext>
                         </a:extLst>
                       </wps:spPr>
@@ -1739,19 +1739,8 @@
                 <w:bCs/>
                 <w:color w:val="FFFFFF" w:themeColor="background1"/>
               </w:rPr>
-              <w:t xml:space="preserve"> </w:t>
-            </w:r>
-            <w:proofErr w:type="spellStart"/>
-            <w:r>
-              <w:rPr>
-                <w:rFonts w:ascii="Times New Roman" w:hAnsi="Times New Roman" w:cs="Times New Roman"/>
-                <w:b/>
-                <w:bCs/>
-                <w:color w:val="FFFFFF" w:themeColor="background1"/>
-              </w:rPr>
-              <w:t>Atríbuido</w:t>
-            </w:r>
-            <w:proofErr w:type="spellEnd"/>
+              <w:t xml:space="preserve"> Atríbuido</w:t>
+            </w:r>
           </w:p>
         </w:tc>
       </w:tr>
@@ -1837,10 +1826,6 @@
           <w:p>
             <w:pPr>
               <w:pStyle w:val="PargrafodaLista"/>
-              <w:numPr>
-                <w:ilvl w:val="0"/>
-                <w:numId w:val="5"/>
-              </w:numPr>
               <w:spacing w:after="0"/>
               <w:rPr>
                 <w:rFonts w:ascii="Times New Roman" w:hAnsi="Times New Roman" w:cs="Times New Roman"/>
@@ -1849,15 +1834,6 @@
                 <w:szCs w:val="12"/>
               </w:rPr>
             </w:pPr>
-            <w:r>
-              <w:rPr>
-                <w:rFonts w:ascii="Times New Roman" w:hAnsi="Times New Roman" w:cs="Times New Roman"/>
-                <w:color w:val="auto"/>
-                <w:sz w:val="20"/>
-                <w:szCs w:val="16"/>
-              </w:rPr>
-              <w:t>Arquitetura e desenvolvimento</w:t>
-            </w:r>
           </w:p>
         </w:tc>
       </w:tr>
@@ -1972,6 +1948,59 @@
           </w:p>
         </w:tc>
       </w:tr>
+      <w:tr>
+        <w:tc>
+          <w:tcPr>
+            <w:tcW w:w="5228" w:type="dxa"/>
+            <w:shd w:val="clear" w:color="auto" w:fill="C4EEFF" w:themeFill="accent2" w:themeFillTint="33"/>
+          </w:tcPr>
+          <w:p>
+            <w:pPr>
+              <w:ind w:left="0"/>
+              <w:rPr>
+                <w:rFonts w:ascii="Times New Roman" w:hAnsi="Times New Roman" w:cs="Times New Roman"/>
+                <w:color w:val="auto"/>
+              </w:rPr>
+            </w:pPr>
+            <w:r>
+              <w:rPr>
+                <w:rFonts w:ascii="Times New Roman" w:hAnsi="Times New Roman" w:cs="Times New Roman"/>
+                <w:color w:val="auto"/>
+              </w:rPr>
+              <w:lastRenderedPageBreak/>
+              <w:t>João Guedes</w:t>
+            </w:r>
+          </w:p>
+        </w:tc>
+        <w:tc>
+          <w:tcPr>
+            <w:tcW w:w="5228" w:type="dxa"/>
+            <w:shd w:val="clear" w:color="auto" w:fill="C4EEFF" w:themeFill="accent2" w:themeFillTint="33"/>
+          </w:tcPr>
+          <w:p>
+            <w:pPr>
+              <w:pStyle w:val="PargrafodaLista"/>
+              <w:numPr>
+                <w:ilvl w:val="0"/>
+                <w:numId w:val="6"/>
+              </w:numPr>
+              <w:rPr>
+                <w:rFonts w:ascii="Times New Roman" w:hAnsi="Times New Roman" w:cs="Times New Roman"/>
+                <w:color w:val="auto"/>
+              </w:rPr>
+            </w:pPr>
+            <w:r>
+              <w:rPr>
+                <w:rFonts w:ascii="Times New Roman" w:hAnsi="Times New Roman" w:cs="Times New Roman"/>
+                <w:color w:val="auto"/>
+                <w:sz w:val="20"/>
+                <w:szCs w:val="16"/>
+              </w:rPr>
+              <w:t>Arquitetura e desenvolvimento</w:t>
+            </w:r>
+          </w:p>
+        </w:tc>
+      </w:tr>
     </w:tbl>
     <w:p>
       <w:pPr>
@@ -1994,7 +2023,6 @@
           <w:sz w:val="28"/>
           <w:szCs w:val="22"/>
         </w:rPr>
-        <w:lastRenderedPageBreak/>
         <w:t>Regras de Funcionamento da Equipa</w:t>
       </w:r>
     </w:p>
@@ -2020,23 +2048,7 @@
           <w:rFonts w:ascii="Times New Roman" w:hAnsi="Times New Roman" w:cs="Times New Roman"/>
           <w:color w:val="auto"/>
         </w:rPr>
-        <w:t xml:space="preserve"> Manutenção de um repositório </w:t>
-      </w:r>
-      <w:proofErr w:type="spellStart"/>
-      <w:r>
-        <w:rPr>
-          <w:rFonts w:ascii="Times New Roman" w:hAnsi="Times New Roman" w:cs="Times New Roman"/>
-          <w:color w:val="auto"/>
-        </w:rPr>
-        <w:t>Git</w:t>
-      </w:r>
-      <w:proofErr w:type="spellEnd"/>
-      <w:r>
-        <w:rPr>
-          <w:rFonts w:ascii="Times New Roman" w:hAnsi="Times New Roman" w:cs="Times New Roman"/>
-          <w:color w:val="auto"/>
-        </w:rPr>
-        <w:t xml:space="preserve"> único e partilhado (com histórico de contribuição de todos os elementos), quadro de tarefas revisto semanalmente, registo de decisões, ata breve de reunião semanal, registo de proveniência de dados e </w:t>
+        <w:t xml:space="preserve"> Manutenção de um repositório Git único e partilhado (com histórico de contribuição de todos os elementos), quadro de tarefas revisto semanalmente, registo de decisões, ata breve de reunião semanal, registo de proveniência de dados e </w:t>
       </w:r>
       <w:r>
         <w:rPr>
@@ -2045,27 +2057,7 @@
           <w:iCs/>
           <w:color w:val="auto"/>
         </w:rPr>
-        <w:t xml:space="preserve">AI </w:t>
-      </w:r>
-      <w:proofErr w:type="spellStart"/>
-      <w:r>
-        <w:rPr>
-          <w:rFonts w:ascii="Times New Roman" w:hAnsi="Times New Roman" w:cs="Times New Roman"/>
-          <w:i/>
-          <w:iCs/>
-          <w:color w:val="auto"/>
-        </w:rPr>
-        <w:t>Usage</w:t>
-      </w:r>
-      <w:proofErr w:type="spellEnd"/>
-      <w:r>
-        <w:rPr>
-          <w:rFonts w:ascii="Times New Roman" w:hAnsi="Times New Roman" w:cs="Times New Roman"/>
-          <w:i/>
-          <w:iCs/>
-          <w:color w:val="auto"/>
-        </w:rPr>
-        <w:t xml:space="preserve"> Log</w:t>
+        <w:t>AI Usage Log</w:t>
       </w:r>
       <w:r>
         <w:rPr>
@@ -2480,27 +2472,7 @@
                 <w:sz w:val="14"/>
                 <w:szCs w:val="10"/>
               </w:rPr>
-              <w:t xml:space="preserve">Equipa, contexto e problema (Sem. 1); diagnóstico do processo (Sem. 2); </w:t>
-            </w:r>
-            <w:proofErr w:type="spellStart"/>
-            <w:r>
-              <w:rPr>
-                <w:rFonts w:ascii="Times New Roman" w:hAnsi="Times New Roman" w:cs="Times New Roman"/>
-                <w:color w:val="auto"/>
-                <w:sz w:val="14"/>
-                <w:szCs w:val="10"/>
-              </w:rPr>
-              <w:t>stakeholders</w:t>
-            </w:r>
-            <w:proofErr w:type="spellEnd"/>
-            <w:r>
-              <w:rPr>
-                <w:rFonts w:ascii="Times New Roman" w:hAnsi="Times New Roman" w:cs="Times New Roman"/>
-                <w:color w:val="auto"/>
-                <w:sz w:val="14"/>
-                <w:szCs w:val="10"/>
-              </w:rPr>
-              <w:t>, personas e modelo do processo (Sem. 3)</w:t>
+              <w:t>Equipa, contexto e problema (Sem. 1); diagnóstico do processo (Sem. 2); stakeholders, personas e modelo do processo (Sem. 3)</w:t>
             </w:r>
           </w:p>
         </w:tc>
@@ -2526,49 +2498,16 @@
                 <w:sz w:val="14"/>
                 <w:szCs w:val="10"/>
               </w:rPr>
-              <w:t xml:space="preserve">Project </w:t>
-            </w:r>
-            <w:proofErr w:type="spellStart"/>
-            <w:r>
-              <w:rPr>
-                <w:rFonts w:ascii="Times New Roman" w:hAnsi="Times New Roman" w:cs="Times New Roman"/>
-                <w:i/>
-                <w:iCs/>
+              <w:t>Project Charter</w:t>
+            </w:r>
+            <w:r>
+              <w:rPr>
+                <w:rFonts w:ascii="Times New Roman" w:hAnsi="Times New Roman" w:cs="Times New Roman"/>
                 <w:color w:val="auto"/>
                 <w:sz w:val="14"/>
                 <w:szCs w:val="10"/>
               </w:rPr>
-              <w:t>Charter</w:t>
-            </w:r>
-            <w:proofErr w:type="spellEnd"/>
-            <w:r>
-              <w:rPr>
-                <w:rFonts w:ascii="Times New Roman" w:hAnsi="Times New Roman" w:cs="Times New Roman"/>
-                <w:color w:val="auto"/>
-                <w:sz w:val="14"/>
-                <w:szCs w:val="10"/>
-              </w:rPr>
-              <w:t xml:space="preserve"> (Sem. 1); Análise do contexto educativo (Sem. 2); Personas, mapa de </w:t>
-            </w:r>
-            <w:proofErr w:type="spellStart"/>
-            <w:r>
-              <w:rPr>
-                <w:rFonts w:ascii="Times New Roman" w:hAnsi="Times New Roman" w:cs="Times New Roman"/>
-                <w:color w:val="auto"/>
-                <w:sz w:val="14"/>
-                <w:szCs w:val="10"/>
-              </w:rPr>
-              <w:t>stakeholders</w:t>
-            </w:r>
-            <w:proofErr w:type="spellEnd"/>
-            <w:r>
-              <w:rPr>
-                <w:rFonts w:ascii="Times New Roman" w:hAnsi="Times New Roman" w:cs="Times New Roman"/>
-                <w:color w:val="auto"/>
-                <w:sz w:val="14"/>
-                <w:szCs w:val="10"/>
-              </w:rPr>
-              <w:t xml:space="preserve"> e modelo do processo (Sem. 3)</w:t>
+              <w:t xml:space="preserve"> (Sem. 1); Análise do contexto educativo (Sem. 2); Personas, mapa de stakeholders e modelo do processo (Sem. 3)</w:t>
             </w:r>
           </w:p>
         </w:tc>
@@ -2831,7 +2770,6 @@
                 <w:color w:val="auto"/>
               </w:rPr>
             </w:pPr>
-            <w:proofErr w:type="spellStart"/>
             <w:r>
               <w:rPr>
                 <w:rFonts w:ascii="Times New Roman" w:hAnsi="Times New Roman" w:cs="Times New Roman"/>
@@ -2841,43 +2779,7 @@
                 <w:sz w:val="20"/>
                 <w:szCs w:val="16"/>
               </w:rPr>
-              <w:t>Learning</w:t>
-            </w:r>
-            <w:proofErr w:type="spellEnd"/>
-            <w:r>
-              <w:rPr>
-                <w:rFonts w:ascii="Times New Roman" w:hAnsi="Times New Roman" w:cs="Times New Roman"/>
-                <w:i/>
-                <w:iCs/>
-                <w:color w:val="auto"/>
-                <w:sz w:val="20"/>
-                <w:szCs w:val="16"/>
-              </w:rPr>
-              <w:t xml:space="preserve"> </w:t>
-            </w:r>
-            <w:proofErr w:type="spellStart"/>
-            <w:r>
-              <w:rPr>
-                <w:rFonts w:ascii="Times New Roman" w:hAnsi="Times New Roman" w:cs="Times New Roman"/>
-                <w:i/>
-                <w:iCs/>
-                <w:color w:val="auto"/>
-                <w:sz w:val="20"/>
-                <w:szCs w:val="16"/>
-              </w:rPr>
-              <w:t>Analytics</w:t>
-            </w:r>
-            <w:proofErr w:type="spellEnd"/>
-            <w:r>
-              <w:rPr>
-                <w:rFonts w:ascii="Times New Roman" w:hAnsi="Times New Roman" w:cs="Times New Roman"/>
-                <w:i/>
-                <w:iCs/>
-                <w:color w:val="auto"/>
-                <w:sz w:val="20"/>
-                <w:szCs w:val="16"/>
-              </w:rPr>
-              <w:t xml:space="preserve"> Framework</w:t>
+              <w:t>Learning Analytics Framework</w:t>
             </w:r>
             <w:r>
               <w:rPr>
@@ -3446,69 +3348,8 @@
                 <w:sz w:val="16"/>
                 <w:szCs w:val="12"/>
               </w:rPr>
-              <w:t xml:space="preserve">AI &amp; </w:t>
-            </w:r>
-            <w:proofErr w:type="spellStart"/>
-            <w:r>
-              <w:rPr>
-                <w:rFonts w:ascii="Times New Roman" w:hAnsi="Times New Roman" w:cs="Times New Roman"/>
-                <w:i/>
-                <w:iCs/>
-                <w:color w:val="auto"/>
-                <w:sz w:val="16"/>
-                <w:szCs w:val="12"/>
-              </w:rPr>
-              <w:t>Education</w:t>
-            </w:r>
-            <w:proofErr w:type="spellEnd"/>
-            <w:r>
-              <w:rPr>
-                <w:rFonts w:ascii="Times New Roman" w:hAnsi="Times New Roman" w:cs="Times New Roman"/>
-                <w:i/>
-                <w:iCs/>
-                <w:color w:val="auto"/>
-                <w:sz w:val="16"/>
-                <w:szCs w:val="12"/>
-              </w:rPr>
-              <w:t xml:space="preserve"> </w:t>
-            </w:r>
-            <w:proofErr w:type="spellStart"/>
-            <w:r>
-              <w:rPr>
-                <w:rFonts w:ascii="Times New Roman" w:hAnsi="Times New Roman" w:cs="Times New Roman"/>
-                <w:i/>
-                <w:iCs/>
-                <w:color w:val="auto"/>
-                <w:sz w:val="16"/>
-                <w:szCs w:val="12"/>
-              </w:rPr>
-              <w:t>Governance</w:t>
-            </w:r>
-            <w:proofErr w:type="spellEnd"/>
-            <w:r>
-              <w:rPr>
-                <w:rFonts w:ascii="Times New Roman" w:hAnsi="Times New Roman" w:cs="Times New Roman"/>
-                <w:i/>
-                <w:iCs/>
-                <w:color w:val="auto"/>
-                <w:sz w:val="16"/>
-                <w:szCs w:val="12"/>
-              </w:rPr>
-              <w:t xml:space="preserve"> </w:t>
-            </w:r>
-            <w:proofErr w:type="spellStart"/>
-            <w:r>
-              <w:rPr>
-                <w:rFonts w:ascii="Times New Roman" w:hAnsi="Times New Roman" w:cs="Times New Roman"/>
-                <w:i/>
-                <w:iCs/>
-                <w:color w:val="auto"/>
-                <w:sz w:val="16"/>
-                <w:szCs w:val="12"/>
-              </w:rPr>
-              <w:t>Sheet</w:t>
-            </w:r>
-            <w:proofErr w:type="spellEnd"/>
+              <w:t>AI &amp; Education Governance Sheet</w:t>
+            </w:r>
             <w:r>
               <w:rPr>
                 <w:rFonts w:ascii="Times New Roman" w:hAnsi="Times New Roman" w:cs="Times New Roman"/>
@@ -3772,7 +3613,6 @@
               </w:rPr>
               <w:t xml:space="preserve">Ética e governação final, plano de exploração (Sem. 12); relatório final, </w:t>
             </w:r>
-            <w:proofErr w:type="spellStart"/>
             <w:r>
               <w:rPr>
                 <w:rFonts w:ascii="Times New Roman" w:hAnsi="Times New Roman" w:cs="Times New Roman"/>
@@ -3782,61 +3622,16 @@
                 <w:sz w:val="14"/>
                 <w:szCs w:val="10"/>
               </w:rPr>
-              <w:t>Executive</w:t>
-            </w:r>
-            <w:proofErr w:type="spellEnd"/>
-            <w:r>
-              <w:rPr>
-                <w:rFonts w:ascii="Times New Roman" w:hAnsi="Times New Roman" w:cs="Times New Roman"/>
-                <w:i/>
-                <w:iCs/>
+              <w:t>Executive Brief</w:t>
+            </w:r>
+            <w:r>
+              <w:rPr>
+                <w:rFonts w:ascii="Times New Roman" w:hAnsi="Times New Roman" w:cs="Times New Roman"/>
                 <w:color w:val="auto"/>
                 <w:sz w:val="14"/>
                 <w:szCs w:val="10"/>
               </w:rPr>
-              <w:t xml:space="preserve"> </w:t>
-            </w:r>
-            <w:proofErr w:type="spellStart"/>
-            <w:r>
-              <w:rPr>
-                <w:rFonts w:ascii="Times New Roman" w:hAnsi="Times New Roman" w:cs="Times New Roman"/>
-                <w:i/>
-                <w:iCs/>
-                <w:color w:val="auto"/>
-                <w:sz w:val="14"/>
-                <w:szCs w:val="10"/>
-              </w:rPr>
-              <w:t>Brief</w:t>
-            </w:r>
-            <w:proofErr w:type="spellEnd"/>
-            <w:r>
-              <w:rPr>
-                <w:rFonts w:ascii="Times New Roman" w:hAnsi="Times New Roman" w:cs="Times New Roman"/>
-                <w:color w:val="auto"/>
-                <w:sz w:val="14"/>
-                <w:szCs w:val="10"/>
-              </w:rPr>
-              <w:t xml:space="preserve">, </w:t>
-            </w:r>
-            <w:proofErr w:type="spellStart"/>
-            <w:r>
-              <w:rPr>
-                <w:rFonts w:ascii="Times New Roman" w:hAnsi="Times New Roman" w:cs="Times New Roman"/>
-                <w:color w:val="auto"/>
-                <w:sz w:val="14"/>
-                <w:szCs w:val="10"/>
-              </w:rPr>
-              <w:t>pitch</w:t>
-            </w:r>
-            <w:proofErr w:type="spellEnd"/>
-            <w:r>
-              <w:rPr>
-                <w:rFonts w:ascii="Times New Roman" w:hAnsi="Times New Roman" w:cs="Times New Roman"/>
-                <w:color w:val="auto"/>
-                <w:sz w:val="14"/>
-                <w:szCs w:val="10"/>
-              </w:rPr>
-              <w:t xml:space="preserve"> e defesa (Sem. 13).</w:t>
+              <w:t>, pitch e defesa (Sem. 13).</w:t>
             </w:r>
           </w:p>
         </w:tc>
@@ -3864,7 +3659,6 @@
               </w:rPr>
               <w:t xml:space="preserve">MVP final, </w:t>
             </w:r>
-            <w:proofErr w:type="spellStart"/>
             <w:r>
               <w:rPr>
                 <w:rFonts w:ascii="Times New Roman" w:hAnsi="Times New Roman" w:cs="Times New Roman"/>
@@ -3874,9 +3668,17 @@
                 <w:sz w:val="14"/>
                 <w:szCs w:val="14"/>
               </w:rPr>
-              <w:t>Governance</w:t>
-            </w:r>
-            <w:proofErr w:type="spellEnd"/>
+              <w:t>Governance Sheet</w:t>
+            </w:r>
+            <w:r>
+              <w:rPr>
+                <w:rFonts w:ascii="Times New Roman" w:hAnsi="Times New Roman" w:cs="Times New Roman"/>
+                <w:color w:val="auto"/>
+                <w:sz w:val="14"/>
+                <w:szCs w:val="14"/>
+              </w:rPr>
+              <w:t xml:space="preserve">, Plano de exploração (Sem. 12); Relatório, </w:t>
+            </w:r>
             <w:r>
               <w:rPr>
                 <w:rFonts w:ascii="Times New Roman" w:hAnsi="Times New Roman" w:cs="Times New Roman"/>
@@ -3886,95 +3688,16 @@
                 <w:sz w:val="14"/>
                 <w:szCs w:val="14"/>
               </w:rPr>
-              <w:t xml:space="preserve"> </w:t>
-            </w:r>
-            <w:proofErr w:type="spellStart"/>
-            <w:r>
-              <w:rPr>
-                <w:rFonts w:ascii="Times New Roman" w:hAnsi="Times New Roman" w:cs="Times New Roman"/>
-                <w:i/>
-                <w:iCs/>
+              <w:t>Executive Brief</w:t>
+            </w:r>
+            <w:r>
+              <w:rPr>
+                <w:rFonts w:ascii="Times New Roman" w:hAnsi="Times New Roman" w:cs="Times New Roman"/>
                 <w:color w:val="auto"/>
                 <w:sz w:val="14"/>
                 <w:szCs w:val="14"/>
               </w:rPr>
-              <w:t>Sheet</w:t>
-            </w:r>
-            <w:proofErr w:type="spellEnd"/>
-            <w:r>
-              <w:rPr>
-                <w:rFonts w:ascii="Times New Roman" w:hAnsi="Times New Roman" w:cs="Times New Roman"/>
-                <w:color w:val="auto"/>
-                <w:sz w:val="14"/>
-                <w:szCs w:val="14"/>
-              </w:rPr>
-              <w:t xml:space="preserve">, Plano de exploração (Sem. 12); Relatório, </w:t>
-            </w:r>
-            <w:proofErr w:type="spellStart"/>
-            <w:r>
-              <w:rPr>
-                <w:rFonts w:ascii="Times New Roman" w:hAnsi="Times New Roman" w:cs="Times New Roman"/>
-                <w:i/>
-                <w:iCs/>
-                <w:color w:val="auto"/>
-                <w:sz w:val="14"/>
-                <w:szCs w:val="14"/>
-              </w:rPr>
-              <w:t>Executive</w:t>
-            </w:r>
-            <w:proofErr w:type="spellEnd"/>
-            <w:r>
-              <w:rPr>
-                <w:rFonts w:ascii="Times New Roman" w:hAnsi="Times New Roman" w:cs="Times New Roman"/>
-                <w:i/>
-                <w:iCs/>
-                <w:color w:val="auto"/>
-                <w:sz w:val="14"/>
-                <w:szCs w:val="14"/>
-              </w:rPr>
-              <w:t xml:space="preserve"> </w:t>
-            </w:r>
-            <w:proofErr w:type="spellStart"/>
-            <w:r>
-              <w:rPr>
-                <w:rFonts w:ascii="Times New Roman" w:hAnsi="Times New Roman" w:cs="Times New Roman"/>
-                <w:i/>
-                <w:iCs/>
-                <w:color w:val="auto"/>
-                <w:sz w:val="14"/>
-                <w:szCs w:val="14"/>
-              </w:rPr>
-              <w:t>Brief</w:t>
-            </w:r>
-            <w:proofErr w:type="spellEnd"/>
-            <w:r>
-              <w:rPr>
-                <w:rFonts w:ascii="Times New Roman" w:hAnsi="Times New Roman" w:cs="Times New Roman"/>
-                <w:color w:val="auto"/>
-                <w:sz w:val="14"/>
-                <w:szCs w:val="14"/>
-              </w:rPr>
-              <w:t xml:space="preserve"> e </w:t>
-            </w:r>
-            <w:proofErr w:type="spellStart"/>
-            <w:r>
-              <w:rPr>
-                <w:rFonts w:ascii="Times New Roman" w:hAnsi="Times New Roman" w:cs="Times New Roman"/>
-                <w:color w:val="auto"/>
-                <w:sz w:val="14"/>
-                <w:szCs w:val="14"/>
-              </w:rPr>
-              <w:t>Pitch</w:t>
-            </w:r>
-            <w:proofErr w:type="spellEnd"/>
-            <w:r>
-              <w:rPr>
-                <w:rFonts w:ascii="Times New Roman" w:hAnsi="Times New Roman" w:cs="Times New Roman"/>
-                <w:color w:val="auto"/>
-                <w:sz w:val="14"/>
-                <w:szCs w:val="14"/>
-              </w:rPr>
-              <w:t xml:space="preserve"> (Sem. 13)</w:t>
+              <w:t xml:space="preserve"> e Pitch (Sem. 13)</w:t>
             </w:r>
             <w:r>
               <w:rPr>
@@ -6134,6 +5857,35 @@
 </file>
 
 <file path=customXml/item1.xml><?xml version="1.0" encoding="utf-8"?>
+<?mso-contentType ?>
+<FormTemplates xmlns="http://schemas.microsoft.com/sharepoint/v3/contenttype/forms">
+  <Display>DocumentLibraryForm</Display>
+  <Edit>DocumentLibraryForm</Edit>
+  <New>DocumentLibraryForm</New>
+</FormTemplates>
+</file>
+
+<file path=customXml/item2.xml><?xml version="1.0" encoding="utf-8"?>
+<p:properties xmlns:p="http://schemas.microsoft.com/office/2006/metadata/properties" xmlns:xsi="http://www.w3.org/2001/XMLSchema-instance" xmlns:pc="http://schemas.microsoft.com/office/infopath/2007/PartnerControls">
+  <documentManagement>
+    <_ip_UnifiedCompliancePolicyUIAction xmlns="http://schemas.microsoft.com/sharepoint/v3" xsi:nil="true"/>
+    <Image xmlns="71af3243-3dd4-4a8d-8c0d-dd76da1f02a5">
+      <Url xsi:nil="true"/>
+      <Description xsi:nil="true"/>
+    </Image>
+    <Status xmlns="71af3243-3dd4-4a8d-8c0d-dd76da1f02a5">Not started</Status>
+    <Background xmlns="71af3243-3dd4-4a8d-8c0d-dd76da1f02a5">false</Background>
+    <_ip_UnifiedCompliancePolicyProperties xmlns="http://schemas.microsoft.com/sharepoint/v3" xsi:nil="true"/>
+    <ImageTagsTaxHTField xmlns="71af3243-3dd4-4a8d-8c0d-dd76da1f02a5">
+      <Terms xmlns="http://schemas.microsoft.com/office/infopath/2007/PartnerControls"/>
+    </ImageTagsTaxHTField>
+    <TaxCatchAll xmlns="230e9df3-be65-4c73-a93b-d1236ebd677e" xsi:nil="true"/>
+    <MediaServiceKeyPoints xmlns="71af3243-3dd4-4a8d-8c0d-dd76da1f02a5" xsi:nil="true"/>
+  </documentManagement>
+</p:properties>
+</file>
+
+<file path=customXml/item3.xml><?xml version="1.0" encoding="utf-8"?>
 <ct:contentTypeSchema xmlns:ct="http://schemas.microsoft.com/office/2006/metadata/contentType" xmlns:ma="http://schemas.microsoft.com/office/2006/metadata/properties/metaAttributes" ct:_="" ma:_="" ma:contentTypeName="Document" ma:contentTypeID="0x01010079F111ED35F8CC479449609E8A0923A6" ma:contentTypeVersion="24" ma:contentTypeDescription="Create a new document." ma:contentTypeScope="" ma:versionID="2d714a3296df14eba7a100bb665443ca">
   <xsd:schema xmlns:xsd="http://www.w3.org/2001/XMLSchema" xmlns:xs="http://www.w3.org/2001/XMLSchema" xmlns:p="http://schemas.microsoft.com/office/2006/metadata/properties" xmlns:ns1="http://schemas.microsoft.com/sharepoint/v3" xmlns:ns2="71af3243-3dd4-4a8d-8c0d-dd76da1f02a5" xmlns:ns3="16c05727-aa75-4e4a-9b5f-8a80a1165891" xmlns:ns4="230e9df3-be65-4c73-a93b-d1236ebd677e" targetNamespace="http://schemas.microsoft.com/office/2006/metadata/properties" ma:root="true" ma:fieldsID="49549bf45bfbbfb6cffed527380e77e1" ns1:_="" ns2:_="" ns3:_="" ns4:_="">
     <xsd:import namespace="http://schemas.microsoft.com/sharepoint/v3"/>
@@ -6421,36 +6173,27 @@
 </ct:contentTypeSchema>
 </file>
 
-<file path=customXml/item2.xml><?xml version="1.0" encoding="utf-8"?>
-<p:properties xmlns:p="http://schemas.microsoft.com/office/2006/metadata/properties" xmlns:xsi="http://www.w3.org/2001/XMLSchema-instance" xmlns:pc="http://schemas.microsoft.com/office/infopath/2007/PartnerControls">
-  <documentManagement>
-    <_ip_UnifiedCompliancePolicyUIAction xmlns="http://schemas.microsoft.com/sharepoint/v3" xsi:nil="true"/>
-    <Image xmlns="71af3243-3dd4-4a8d-8c0d-dd76da1f02a5">
-      <Url xsi:nil="true"/>
-      <Description xsi:nil="true"/>
-    </Image>
-    <Status xmlns="71af3243-3dd4-4a8d-8c0d-dd76da1f02a5">Not started</Status>
-    <Background xmlns="71af3243-3dd4-4a8d-8c0d-dd76da1f02a5">false</Background>
-    <_ip_UnifiedCompliancePolicyProperties xmlns="http://schemas.microsoft.com/sharepoint/v3" xsi:nil="true"/>
-    <ImageTagsTaxHTField xmlns="71af3243-3dd4-4a8d-8c0d-dd76da1f02a5">
-      <Terms xmlns="http://schemas.microsoft.com/office/infopath/2007/PartnerControls"/>
-    </ImageTagsTaxHTField>
-    <TaxCatchAll xmlns="230e9df3-be65-4c73-a93b-d1236ebd677e" xsi:nil="true"/>
-    <MediaServiceKeyPoints xmlns="71af3243-3dd4-4a8d-8c0d-dd76da1f02a5" xsi:nil="true"/>
-  </documentManagement>
-</p:properties>
+<file path=customXml/itemProps1.xml><?xml version="1.0" encoding="utf-8"?>
+<ds:datastoreItem xmlns:ds="http://schemas.openxmlformats.org/officeDocument/2006/customXml" ds:itemID="{AE09AE5A-B3B6-44BC-8570-615CB5E05AA8}">
+  <ds:schemaRefs>
+    <ds:schemaRef ds:uri="http://schemas.microsoft.com/sharepoint/v3/contenttype/forms"/>
+  </ds:schemaRefs>
+</ds:datastoreItem>
 </file>
 
-<file path=customXml/item3.xml><?xml version="1.0" encoding="utf-8"?>
-<?mso-contentType ?>
-<FormTemplates xmlns="http://schemas.microsoft.com/sharepoint/v3/contenttype/forms">
-  <Display>DocumentLibraryForm</Display>
-  <Edit>DocumentLibraryForm</Edit>
-  <New>DocumentLibraryForm</New>
-</FormTemplates>
+<file path=customXml/itemProps2.xml><?xml version="1.0" encoding="utf-8"?>
+<ds:datastoreItem xmlns:ds="http://schemas.openxmlformats.org/officeDocument/2006/customXml" ds:itemID="{C3B74C0E-7993-40E1-930F-CF78C434EB62}">
+  <ds:schemaRefs>
+    <ds:schemaRef ds:uri="http://schemas.microsoft.com/office/2006/metadata/properties"/>
+    <ds:schemaRef ds:uri="http://schemas.microsoft.com/office/infopath/2007/PartnerControls"/>
+    <ds:schemaRef ds:uri="http://schemas.microsoft.com/sharepoint/v3"/>
+    <ds:schemaRef ds:uri="71af3243-3dd4-4a8d-8c0d-dd76da1f02a5"/>
+    <ds:schemaRef ds:uri="230e9df3-be65-4c73-a93b-d1236ebd677e"/>
+  </ds:schemaRefs>
+</ds:datastoreItem>
 </file>
 
-<file path=customXml/itemProps1.xml><?xml version="1.0" encoding="utf-8"?>
+<file path=customXml/itemProps3.xml><?xml version="1.0" encoding="utf-8"?>
 <ds:datastoreItem xmlns:ds="http://schemas.openxmlformats.org/officeDocument/2006/customXml" ds:itemID="{F3428B7B-A1F9-4CED-B52D-314C139B24CA}">
   <ds:schemaRefs>
     <ds:schemaRef ds:uri="http://schemas.microsoft.com/office/2006/metadata/contentType"/>
@@ -6469,24 +6212,4 @@
     <ds:schemaRef ds:uri="http://schemas.microsoft.com/internal/obd"/>
   </ds:schemaRefs>
 </ds:datastoreItem>
-</file>
-
-<file path=customXml/itemProps2.xml><?xml version="1.0" encoding="utf-8"?>
-<ds:datastoreItem xmlns:ds="http://schemas.openxmlformats.org/officeDocument/2006/customXml" ds:itemID="{C3B74C0E-7993-40E1-930F-CF78C434EB62}">
-  <ds:schemaRefs>
-    <ds:schemaRef ds:uri="http://schemas.microsoft.com/office/2006/metadata/properties"/>
-    <ds:schemaRef ds:uri="http://schemas.microsoft.com/office/infopath/2007/PartnerControls"/>
-    <ds:schemaRef ds:uri="http://schemas.microsoft.com/sharepoint/v3"/>
-    <ds:schemaRef ds:uri="71af3243-3dd4-4a8d-8c0d-dd76da1f02a5"/>
-    <ds:schemaRef ds:uri="230e9df3-be65-4c73-a93b-d1236ebd677e"/>
-  </ds:schemaRefs>
-</ds:datastoreItem>
-</file>
-
-<file path=customXml/itemProps3.xml><?xml version="1.0" encoding="utf-8"?>
-<ds:datastoreItem xmlns:ds="http://schemas.openxmlformats.org/officeDocument/2006/customXml" ds:itemID="{AE09AE5A-B3B6-44BC-8570-615CB5E05AA8}">
-  <ds:schemaRefs>
-    <ds:schemaRef ds:uri="http://schemas.microsoft.com/sharepoint/v3/contenttype/forms"/>
-  </ds:schemaRefs>
-</ds:datastoreItem>
 </file>